--- a/Midterm/PointingInteractionCritique.docx
+++ b/Midterm/PointingInteractionCritique.docx
@@ -501,13 +501,23 @@
         </w:rPr>
         <w:t xml:space="preserve">each individual </w:t>
       </w:r>
-      <w:r>
-        <w:rPr>
-          <w:rFonts w:ascii="Times New Roman" w:hAnsi="Times New Roman" w:cs="Times New Roman"/>
-          <w:sz w:val="24"/>
-          <w:szCs w:val="24"/>
-        </w:rPr>
-        <w:t>an item, users activate it by moving the cursor through the menu option. The system detects when the pointer enters and exits a region, registering a selection once the crossing is complete</w:t>
+      <w:proofErr w:type="gramStart"/>
+      <w:r>
+        <w:rPr>
+          <w:rFonts w:ascii="Times New Roman" w:hAnsi="Times New Roman" w:cs="Times New Roman"/>
+          <w:sz w:val="24"/>
+          <w:szCs w:val="24"/>
+        </w:rPr>
+        <w:t>an item</w:t>
+      </w:r>
+      <w:proofErr w:type="gramEnd"/>
+      <w:r>
+        <w:rPr>
+          <w:rFonts w:ascii="Times New Roman" w:hAnsi="Times New Roman" w:cs="Times New Roman"/>
+          <w:sz w:val="24"/>
+          <w:szCs w:val="24"/>
+        </w:rPr>
+        <w:t>, users activate it by moving the cursor through the menu option. The system detects when the pointer enters and exits a region, registering a selection once the crossing is complete</w:t>
       </w:r>
       <w:r>
         <w:rPr>
@@ -676,7 +686,25 @@
           <w:sz w:val="24"/>
           <w:szCs w:val="24"/>
         </w:rPr>
-        <w:t>crossing-based interaction has several weaknesses. One major issue is accidental selection—since movement alone is used to trigger actions, users may unintentionally activate items while navigating. This can be frustrating, especially in dense UI layouts where multiple selectable elements are close together.</w:t>
+        <w:t xml:space="preserve">crossing-based interaction has several weaknesses. One major issue is accidental </w:t>
+      </w:r>
+      <w:proofErr w:type="gramStart"/>
+      <w:r>
+        <w:rPr>
+          <w:rFonts w:ascii="Times New Roman" w:hAnsi="Times New Roman" w:cs="Times New Roman"/>
+          <w:sz w:val="24"/>
+          <w:szCs w:val="24"/>
+        </w:rPr>
+        <w:t>selection—</w:t>
+      </w:r>
+      <w:proofErr w:type="gramEnd"/>
+      <w:r>
+        <w:rPr>
+          <w:rFonts w:ascii="Times New Roman" w:hAnsi="Times New Roman" w:cs="Times New Roman"/>
+          <w:sz w:val="24"/>
+          <w:szCs w:val="24"/>
+        </w:rPr>
+        <w:t>since movement alone is used to trigger actions, users may unintentionally activate items while navigating. This can be frustrating, especially in dense UI layouts where multiple selectable elements are close together.</w:t>
       </w:r>
       <w:r>
         <w:rPr>
@@ -704,6 +732,16 @@
           <w:szCs w:val="24"/>
         </w:rPr>
       </w:pPr>
+    </w:p>
+    <w:p>
+      <w:pPr>
+        <w:spacing w:after="0" w:line="480" w:lineRule="auto"/>
+        <w:rPr>
+          <w:rFonts w:ascii="Times New Roman" w:hAnsi="Times New Roman" w:cs="Times New Roman"/>
+          <w:sz w:val="24"/>
+          <w:szCs w:val="24"/>
+        </w:rPr>
+      </w:pPr>
       <w:r>
         <w:rPr>
           <w:rFonts w:ascii="Times New Roman" w:hAnsi="Times New Roman" w:cs="Times New Roman"/>
@@ -726,7 +764,25 @@
           <w:sz w:val="24"/>
           <w:szCs w:val="24"/>
         </w:rPr>
-        <w:t>While crossing interaction is a creative alternative to clicking, these usability issues show that it still needs refinements to be a truly seamless selection method.</w:t>
+        <w:t xml:space="preserve">While crossing interaction is a creative alternative to clicking, these usability issues show that it still needs </w:t>
+      </w:r>
+      <w:proofErr w:type="gramStart"/>
+      <w:r>
+        <w:rPr>
+          <w:rFonts w:ascii="Times New Roman" w:hAnsi="Times New Roman" w:cs="Times New Roman"/>
+          <w:sz w:val="24"/>
+          <w:szCs w:val="24"/>
+        </w:rPr>
+        <w:t>refinements</w:t>
+      </w:r>
+      <w:proofErr w:type="gramEnd"/>
+      <w:r>
+        <w:rPr>
+          <w:rFonts w:ascii="Times New Roman" w:hAnsi="Times New Roman" w:cs="Times New Roman"/>
+          <w:sz w:val="24"/>
+          <w:szCs w:val="24"/>
+        </w:rPr>
+        <w:t xml:space="preserve"> to be a truly seamless selection method.</w:t>
       </w:r>
     </w:p>
     <w:p>
@@ -1524,6 +1580,7 @@
   <w:style w:type="character" w:default="1" w:styleId="DefaultParagraphFont">
     <w:name w:val="Default Paragraph Font"/>
     <w:uiPriority w:val="1"/>
+    <w:semiHidden/>
     <w:unhideWhenUsed/>
   </w:style>
   <w:style w:type="table" w:default="1" w:styleId="TableNormal">
